--- a/Quản lý tài sản/Huong_dan_su_dung_Phan_he_Van_hanh_Ky_thuat.docx
+++ b/Quản lý tài sản/Huong_dan_su_dung_Phan_he_Van_hanh_Ky_thuat.docx
@@ -1328,12 +1328,12 @@
       <w:tblPr>
         <w:tblW w:type="dxa" w:w="9360"/>
         <w:tblBorders>
-          <w:top w:val="dashed" w:color="1F5F9E" w:sz="6"/>
-          <w:left w:val="dashed" w:color="1F5F9E" w:sz="6"/>
-          <w:bottom w:val="dashed" w:color="1F5F9E" w:sz="6"/>
-          <w:right w:val="dashed" w:color="1F5F9E" w:sz="6"/>
-          <w:insideH w:val="single" w:color="auto" w:sz="4"/>
-          <w:insideV w:val="single" w:color="auto" w:sz="4"/>
+          <w:top w:val="single" w:color="D0D5DD" w:sz="4"/>
+          <w:left w:val="single" w:color="D0D5DD" w:sz="4"/>
+          <w:bottom w:val="single" w:color="D0D5DD" w:sz="4"/>
+          <w:right w:val="single" w:color="D0D5DD" w:sz="4"/>
+          <w:insideH w:val="single" w:color="D0D5DD" w:sz="4"/>
+          <w:insideV w:val="single" w:color="D0D5DD" w:sz="4"/>
         </w:tblBorders>
       </w:tblPr>
       <w:tblGrid>
@@ -1343,56 +1343,57 @@
         <w:tc>
           <w:tcPr>
             <w:tcW w:type="dxa" w:w="9360"/>
-            <w:shd w:fill="F7F8FA" w:val="clear"/>
-            <w:tcMar>
-              <w:top w:type="dxa" w:w="340"/>
-              <w:left w:type="dxa" w:w="180"/>
-              <w:bottom w:type="dxa" w:w="340"/>
-              <w:right w:type="dxa" w:w="180"/>
-            </w:tcMar>
-          </w:tcPr>
-          <w:p>
-            <w:pPr>
-              <w:spacing w:after="40"/>
+            <w:tcMar>
+              <w:top w:type="dxa" w:w="80"/>
+              <w:left w:type="dxa" w:w="80"/>
+              <w:bottom w:type="dxa" w:w="80"/>
+              <w:right w:type="dxa" w:w="80"/>
+            </w:tcMar>
+          </w:tcPr>
+          <w:p>
+            <w:pPr>
+              <w:spacing w:after="0"/>
               <w:jc w:val="center"/>
             </w:pPr>
             <w:r>
-              <w:rPr>
-                <w:b/>
-                <w:bCs/>
-                <w:color w:val="1F5F9E"/>
-                <w:sz w:val="26"/>
-                <w:szCs w:val="26"/>
-              </w:rPr>
-              <w:t xml:space="preserve">[ẢNH 1]</w:t>
-            </w:r>
-          </w:p>
-          <w:p>
-            <w:pPr>
-              <w:spacing w:after="40"/>
-              <w:jc w:val="center"/>
-            </w:pPr>
-            <w:r>
-              <w:rPr>
-                <w:i/>
-                <w:iCs/>
-                <w:color w:val="6B7280"/>
-              </w:rPr>
-              <w:t xml:space="preserve">Màn hình Lịch bảo trì định kỳ.</w:t>
-            </w:r>
-          </w:p>
-          <w:p>
-            <w:pPr>
-              <w:spacing w:after="0"/>
-              <w:jc w:val="center"/>
-            </w:pPr>
-            <w:r>
-              <w:rPr>
-                <w:color w:val="6B7280"/>
-                <w:sz w:val="18"/>
-                <w:szCs w:val="18"/>
-              </w:rPr>
-              <w:t xml:space="preserve">→ Chụp theo đặc tả bên dưới, khoanh vẽ rồi dán ảnh vào khung này.</w:t>
+              <w:drawing>
+                <wp:inline distT="0" distB="0" distL="0" distR="0">
+                  <wp:extent cx="5943600" cy="2686050"/>
+                  <wp:effectExtent t="0" r="0" b="0" l="0"/>
+                  <wp:docPr id="1" name="anh1" descr="Màn hình Lịch bảo trì định kỳ." title="Ảnh 1"/>
+                  <wp:cNvGraphicFramePr>
+                    <a:graphicFrameLocks xmlns:a="http://schemas.openxmlformats.org/drawingml/2006/main" noChangeAspect="1"/>
+                  </wp:cNvGraphicFramePr>
+                  <a:graphic xmlns:a="http://schemas.openxmlformats.org/drawingml/2006/main">
+                    <a:graphicData uri="http://schemas.openxmlformats.org/drawingml/2006/picture">
+                      <pic:pic xmlns:pic="http://schemas.openxmlformats.org/drawingml/2006/picture">
+                        <pic:nvPicPr>
+                          <pic:cNvPr id="0" name="" descr=""/>
+                          <pic:cNvPicPr>
+                            <a:picLocks noChangeAspect="1" noChangeArrowheads="1"/>
+                          </pic:cNvPicPr>
+                        </pic:nvPicPr>
+                        <pic:blipFill>
+                          <a:blip r:embed="rId11" cstate="none"/>
+                          <a:srcRect/>
+                          <a:stretch>
+                            <a:fillRect/>
+                          </a:stretch>
+                        </pic:blipFill>
+                        <pic:spPr bwMode="auto">
+                          <a:xfrm>
+                            <a:off x="0" y="0"/>
+                            <a:ext cx="5943600" cy="2686050"/>
+                          </a:xfrm>
+                          <a:prstGeom prst="rect">
+                            <a:avLst/>
+                          </a:prstGeom>
+                        </pic:spPr>
+                      </pic:pic>
+                    </a:graphicData>
+                  </a:graphic>
+                </wp:inline>
+              </w:drawing>
             </w:r>
           </w:p>
         </w:tc>
@@ -1400,277 +1401,19 @@
     </w:tbl>
     <w:p>
       <w:pPr>
-        <w:spacing w:after="40"/>
-      </w:pPr>
-    </w:p>
-    <w:tbl>
-      <w:tblPr>
-        <w:tblW w:type="dxa" w:w="9360"/>
-        <w:tblBorders>
-          <w:top w:val="single" w:color="D0D5DD" w:sz="1"/>
-          <w:left w:val="single" w:color="D0D5DD" w:sz="1"/>
-          <w:bottom w:val="single" w:color="D0D5DD" w:sz="1"/>
-          <w:right w:val="single" w:color="D0D5DD" w:sz="1"/>
-          <w:insideH w:val="single" w:color="D0D5DD" w:sz="1"/>
-          <w:insideV w:val="single" w:color="D0D5DD" w:sz="1"/>
-        </w:tblBorders>
-      </w:tblPr>
-      <w:tblGrid>
-        <w:gridCol w:w="2600"/>
-        <w:gridCol w:w="6760"/>
-      </w:tblGrid>
-      <w:tr>
-        <w:tc>
-          <w:tcPr>
-            <w:tcW w:type="dxa" w:w="9360"/>
-            <w:gridSpan w:val="2"/>
-            <w:shd w:fill="1F5F9E" w:val="clear"/>
-            <w:tcMar>
-              <w:top w:type="dxa" w:w="60"/>
-              <w:left w:type="dxa" w:w="120"/>
-              <w:bottom w:type="dxa" w:w="60"/>
-              <w:right w:type="dxa" w:w="120"/>
-            </w:tcMar>
-          </w:tcPr>
-          <w:p>
-            <w:r>
-              <w:rPr>
-                <w:b/>
-                <w:bCs/>
-                <w:color w:val="FFFFFF"/>
-                <w:sz w:val="20"/>
-                <w:szCs w:val="20"/>
-              </w:rPr>
-              <w:t xml:space="preserve">Đặc tả ảnh 1</w:t>
-            </w:r>
-          </w:p>
-        </w:tc>
-      </w:tr>
-      <w:tr>
-        <w:tc>
-          <w:tcPr>
-            <w:tcW w:type="dxa" w:w="2600"/>
-            <w:shd w:fill="F3F4F6" w:val="clear"/>
-            <w:tcMar>
-              <w:top w:type="dxa" w:w="70"/>
-              <w:left w:type="dxa" w:w="120"/>
-              <w:bottom w:type="dxa" w:w="70"/>
-              <w:right w:type="dxa" w:w="120"/>
-            </w:tcMar>
-            <w:vAlign w:val="center"/>
-          </w:tcPr>
-          <w:p>
-            <w:r>
-              <w:rPr>
-                <w:b/>
-                <w:bCs/>
-              </w:rPr>
-              <w:t xml:space="preserve">Màn hình cần chụp</w:t>
-            </w:r>
-          </w:p>
-        </w:tc>
-        <w:tc>
-          <w:tcPr>
-            <w:tcW w:type="dxa" w:w="6760"/>
-            <w:shd w:fill="FFFFFF" w:val="clear"/>
-            <w:tcMar>
-              <w:top w:type="dxa" w:w="70"/>
-              <w:left w:type="dxa" w:w="120"/>
-              <w:bottom w:type="dxa" w:w="70"/>
-              <w:right w:type="dxa" w:w="120"/>
-            </w:tcMar>
-            <w:vAlign w:val="center"/>
-          </w:tcPr>
-          <w:p>
-            <w:pPr>
-              <w:spacing w:after="0"/>
-            </w:pPr>
-            <w:r>
-              <w:t xml:space="preserve">Menu → Bảo trì → Lịch bảo trì (có dữ liệu).</w:t>
-            </w:r>
-          </w:p>
-        </w:tc>
-      </w:tr>
-      <w:tr>
-        <w:tc>
-          <w:tcPr>
-            <w:tcW w:type="dxa" w:w="2600"/>
-            <w:shd w:fill="F3F4F6" w:val="clear"/>
-            <w:tcMar>
-              <w:top w:type="dxa" w:w="70"/>
-              <w:left w:type="dxa" w:w="120"/>
-              <w:bottom w:type="dxa" w:w="70"/>
-              <w:right w:type="dxa" w:w="120"/>
-            </w:tcMar>
-            <w:vAlign w:val="center"/>
-          </w:tcPr>
-          <w:p>
-            <w:r>
-              <w:rPr>
-                <w:b/>
-                <w:bCs/>
-              </w:rPr>
-              <w:t xml:space="preserve">Khoanh tròn (đỏ)</w:t>
-            </w:r>
-          </w:p>
-        </w:tc>
-        <w:tc>
-          <w:tcPr>
-            <w:tcW w:type="dxa" w:w="6760"/>
-            <w:shd w:fill="FFFFFF" w:val="clear"/>
-            <w:tcMar>
-              <w:top w:type="dxa" w:w="70"/>
-              <w:left w:type="dxa" w:w="120"/>
-              <w:bottom w:type="dxa" w:w="70"/>
-              <w:right w:type="dxa" w:w="120"/>
-            </w:tcMar>
-            <w:vAlign w:val="center"/>
-          </w:tcPr>
-          <w:p>
-            <w:pPr>
-              <w:spacing w:after="0"/>
-            </w:pPr>
-            <w:r>
-              <w:t xml:space="preserve">Khoanh 4 thẻ thống kê và cụm nút Tạm dừng/Kích hoạt, Sửa, Xoá trên một dòng.</w:t>
-            </w:r>
-          </w:p>
-        </w:tc>
-      </w:tr>
-      <w:tr>
-        <w:tc>
-          <w:tcPr>
-            <w:tcW w:type="dxa" w:w="2600"/>
-            <w:shd w:fill="F3F4F6" w:val="clear"/>
-            <w:tcMar>
-              <w:top w:type="dxa" w:w="70"/>
-              <w:left w:type="dxa" w:w="120"/>
-              <w:bottom w:type="dxa" w:w="70"/>
-              <w:right w:type="dxa" w:w="120"/>
-            </w:tcMar>
-            <w:vAlign w:val="center"/>
-          </w:tcPr>
-          <w:p>
-            <w:r>
-              <w:rPr>
-                <w:b/>
-                <w:bCs/>
-              </w:rPr>
-              <w:t xml:space="preserve">Mũi tên (đỏ)</w:t>
-            </w:r>
-          </w:p>
-        </w:tc>
-        <w:tc>
-          <w:tcPr>
-            <w:tcW w:type="dxa" w:w="6760"/>
-            <w:shd w:fill="FFFFFF" w:val="clear"/>
-            <w:tcMar>
-              <w:top w:type="dxa" w:w="70"/>
-              <w:left w:type="dxa" w:w="120"/>
-              <w:bottom w:type="dxa" w:w="70"/>
-              <w:right w:type="dxa" w:w="120"/>
-            </w:tcMar>
-            <w:vAlign w:val="center"/>
-          </w:tcPr>
-          <w:p>
-            <w:pPr>
-              <w:spacing w:after="0"/>
-            </w:pPr>
-            <w:r>
-              <w:t xml:space="preserve">Mũi tên chỉ cột Hạn kế tiếp (hiển thị sắp tới hạn/quá hạn).</w:t>
-            </w:r>
-          </w:p>
-        </w:tc>
-      </w:tr>
-      <w:tr>
-        <w:tc>
-          <w:tcPr>
-            <w:tcW w:type="dxa" w:w="2600"/>
-            <w:shd w:fill="F3F4F6" w:val="clear"/>
-            <w:tcMar>
-              <w:top w:type="dxa" w:w="70"/>
-              <w:left w:type="dxa" w:w="120"/>
-              <w:bottom w:type="dxa" w:w="70"/>
-              <w:right w:type="dxa" w:w="120"/>
-            </w:tcMar>
-            <w:vAlign w:val="center"/>
-          </w:tcPr>
-          <w:p>
-            <w:r>
-              <w:rPr>
-                <w:b/>
-                <w:bCs/>
-              </w:rPr>
-              <w:t xml:space="preserve">Chú giải số</w:t>
-            </w:r>
-          </w:p>
-        </w:tc>
-        <w:tc>
-          <w:tcPr>
-            <w:tcW w:type="dxa" w:w="6760"/>
-            <w:shd w:fill="FFFFFF" w:val="clear"/>
-            <w:tcMar>
-              <w:top w:type="dxa" w:w="70"/>
-              <w:left w:type="dxa" w:w="120"/>
-              <w:bottom w:type="dxa" w:w="70"/>
-              <w:right w:type="dxa" w:w="120"/>
-            </w:tcMar>
-            <w:vAlign w:val="center"/>
-          </w:tcPr>
-          <w:p>
-            <w:pPr>
-              <w:spacing w:after="20"/>
-            </w:pPr>
-            <w:r>
-              <w:rPr>
-                <w:b/>
-                <w:bCs/>
-                <w:color w:val="C0392B"/>
-              </w:rPr>
-              <w:t xml:space="preserve">① </w:t>
-            </w:r>
-            <w:r>
-              <w:t xml:space="preserve">Thẻ: Tổng lịch / Đang chạy / Sắp tới hạn / Quá hạn</w:t>
-            </w:r>
-          </w:p>
-          <w:p>
-            <w:pPr>
-              <w:spacing w:after="20"/>
-            </w:pPr>
-            <w:r>
-              <w:rPr>
-                <w:b/>
-                <w:bCs/>
-                <w:color w:val="C0392B"/>
-              </w:rPr>
-              <w:t xml:space="preserve">② </w:t>
-            </w:r>
-            <w:r>
-              <w:t xml:space="preserve">Cột: Tài sản / Chu kỳ / Checklist / Hạn kế tiếp / Lần gần nhất / Trạng thái</w:t>
-            </w:r>
-          </w:p>
-          <w:p>
-            <w:pPr>
-              <w:spacing w:after="20"/>
-            </w:pPr>
-            <w:r>
-              <w:rPr>
-                <w:b/>
-                <w:bCs/>
-                <w:color w:val="C0392B"/>
-              </w:rPr>
-              <w:t xml:space="preserve">③ </w:t>
-            </w:r>
-            <w:r>
-              <w:t xml:space="preserve">Nút Tạm dừng-Kích hoạt / Sửa / Xoá</w:t>
-            </w:r>
-          </w:p>
-        </w:tc>
-      </w:tr>
-    </w:tbl>
-    <w:p>
-      <w:pPr>
-        <w:spacing w:after="160"/>
-      </w:pPr>
+        <w:spacing w:after="180" w:before="60"/>
+        <w:jc w:val="center"/>
+      </w:pPr>
+      <w:r>
+        <w:rPr>
+          <w:i/>
+          <w:iCs/>
+          <w:color w:val="6B7280"/>
+          <w:sz w:val="18"/>
+          <w:szCs w:val="18"/>
+        </w:rPr>
+        <w:t xml:space="preserve">Ảnh 1 — Màn hình Lịch bảo trì định kỳ.</w:t>
+      </w:r>
     </w:p>
     <w:p>
       <w:pPr>
@@ -1919,12 +1662,12 @@
       <w:tblPr>
         <w:tblW w:type="dxa" w:w="9360"/>
         <w:tblBorders>
-          <w:top w:val="dashed" w:color="1F5F9E" w:sz="6"/>
-          <w:left w:val="dashed" w:color="1F5F9E" w:sz="6"/>
-          <w:bottom w:val="dashed" w:color="1F5F9E" w:sz="6"/>
-          <w:right w:val="dashed" w:color="1F5F9E" w:sz="6"/>
-          <w:insideH w:val="single" w:color="auto" w:sz="4"/>
-          <w:insideV w:val="single" w:color="auto" w:sz="4"/>
+          <w:top w:val="single" w:color="D0D5DD" w:sz="4"/>
+          <w:left w:val="single" w:color="D0D5DD" w:sz="4"/>
+          <w:bottom w:val="single" w:color="D0D5DD" w:sz="4"/>
+          <w:right w:val="single" w:color="D0D5DD" w:sz="4"/>
+          <w:insideH w:val="single" w:color="D0D5DD" w:sz="4"/>
+          <w:insideV w:val="single" w:color="D0D5DD" w:sz="4"/>
         </w:tblBorders>
       </w:tblPr>
       <w:tblGrid>
@@ -1934,56 +1677,57 @@
         <w:tc>
           <w:tcPr>
             <w:tcW w:type="dxa" w:w="9360"/>
-            <w:shd w:fill="F7F8FA" w:val="clear"/>
-            <w:tcMar>
-              <w:top w:type="dxa" w:w="340"/>
-              <w:left w:type="dxa" w:w="180"/>
-              <w:bottom w:type="dxa" w:w="340"/>
-              <w:right w:type="dxa" w:w="180"/>
-            </w:tcMar>
-          </w:tcPr>
-          <w:p>
-            <w:pPr>
-              <w:spacing w:after="40"/>
+            <w:tcMar>
+              <w:top w:type="dxa" w:w="80"/>
+              <w:left w:type="dxa" w:w="80"/>
+              <w:bottom w:type="dxa" w:w="80"/>
+              <w:right w:type="dxa" w:w="80"/>
+            </w:tcMar>
+          </w:tcPr>
+          <w:p>
+            <w:pPr>
+              <w:spacing w:after="0"/>
               <w:jc w:val="center"/>
             </w:pPr>
             <w:r>
-              <w:rPr>
-                <w:b/>
-                <w:bCs/>
-                <w:color w:val="1F5F9E"/>
-                <w:sz w:val="26"/>
-                <w:szCs w:val="26"/>
-              </w:rPr>
-              <w:t xml:space="preserve">[ẢNH 2]</w:t>
-            </w:r>
-          </w:p>
-          <w:p>
-            <w:pPr>
-              <w:spacing w:after="40"/>
-              <w:jc w:val="center"/>
-            </w:pPr>
-            <w:r>
-              <w:rPr>
-                <w:i/>
-                <w:iCs/>
-                <w:color w:val="6B7280"/>
-              </w:rPr>
-              <w:t xml:space="preserve">Danh sách Work Order.</w:t>
-            </w:r>
-          </w:p>
-          <w:p>
-            <w:pPr>
-              <w:spacing w:after="0"/>
-              <w:jc w:val="center"/>
-            </w:pPr>
-            <w:r>
-              <w:rPr>
-                <w:color w:val="6B7280"/>
-                <w:sz w:val="18"/>
-                <w:szCs w:val="18"/>
-              </w:rPr>
-              <w:t xml:space="preserve">→ Chụp theo đặc tả bên dưới, khoanh vẽ rồi dán ảnh vào khung này.</w:t>
+              <w:drawing>
+                <wp:inline distT="0" distB="0" distL="0" distR="0">
+                  <wp:extent cx="5943600" cy="2476500"/>
+                  <wp:effectExtent t="0" r="0" b="0" l="0"/>
+                  <wp:docPr id="1" name="anh2" descr="Danh sách Work Order." title="Ảnh 2"/>
+                  <wp:cNvGraphicFramePr>
+                    <a:graphicFrameLocks xmlns:a="http://schemas.openxmlformats.org/drawingml/2006/main" noChangeAspect="1"/>
+                  </wp:cNvGraphicFramePr>
+                  <a:graphic xmlns:a="http://schemas.openxmlformats.org/drawingml/2006/main">
+                    <a:graphicData uri="http://schemas.openxmlformats.org/drawingml/2006/picture">
+                      <pic:pic xmlns:pic="http://schemas.openxmlformats.org/drawingml/2006/picture">
+                        <pic:nvPicPr>
+                          <pic:cNvPr id="0" name="" descr=""/>
+                          <pic:cNvPicPr>
+                            <a:picLocks noChangeAspect="1" noChangeArrowheads="1"/>
+                          </pic:cNvPicPr>
+                        </pic:nvPicPr>
+                        <pic:blipFill>
+                          <a:blip r:embed="rId12" cstate="none"/>
+                          <a:srcRect/>
+                          <a:stretch>
+                            <a:fillRect/>
+                          </a:stretch>
+                        </pic:blipFill>
+                        <pic:spPr bwMode="auto">
+                          <a:xfrm>
+                            <a:off x="0" y="0"/>
+                            <a:ext cx="5943600" cy="2476500"/>
+                          </a:xfrm>
+                          <a:prstGeom prst="rect">
+                            <a:avLst/>
+                          </a:prstGeom>
+                        </pic:spPr>
+                      </pic:pic>
+                    </a:graphicData>
+                  </a:graphic>
+                </wp:inline>
+              </w:drawing>
             </w:r>
           </w:p>
         </w:tc>
@@ -1991,277 +1735,19 @@
     </w:tbl>
     <w:p>
       <w:pPr>
-        <w:spacing w:after="40"/>
-      </w:pPr>
-    </w:p>
-    <w:tbl>
-      <w:tblPr>
-        <w:tblW w:type="dxa" w:w="9360"/>
-        <w:tblBorders>
-          <w:top w:val="single" w:color="D0D5DD" w:sz="1"/>
-          <w:left w:val="single" w:color="D0D5DD" w:sz="1"/>
-          <w:bottom w:val="single" w:color="D0D5DD" w:sz="1"/>
-          <w:right w:val="single" w:color="D0D5DD" w:sz="1"/>
-          <w:insideH w:val="single" w:color="D0D5DD" w:sz="1"/>
-          <w:insideV w:val="single" w:color="D0D5DD" w:sz="1"/>
-        </w:tblBorders>
-      </w:tblPr>
-      <w:tblGrid>
-        <w:gridCol w:w="2600"/>
-        <w:gridCol w:w="6760"/>
-      </w:tblGrid>
-      <w:tr>
-        <w:tc>
-          <w:tcPr>
-            <w:tcW w:type="dxa" w:w="9360"/>
-            <w:gridSpan w:val="2"/>
-            <w:shd w:fill="1F5F9E" w:val="clear"/>
-            <w:tcMar>
-              <w:top w:type="dxa" w:w="60"/>
-              <w:left w:type="dxa" w:w="120"/>
-              <w:bottom w:type="dxa" w:w="60"/>
-              <w:right w:type="dxa" w:w="120"/>
-            </w:tcMar>
-          </w:tcPr>
-          <w:p>
-            <w:r>
-              <w:rPr>
-                <w:b/>
-                <w:bCs/>
-                <w:color w:val="FFFFFF"/>
-                <w:sz w:val="20"/>
-                <w:szCs w:val="20"/>
-              </w:rPr>
-              <w:t xml:space="preserve">Đặc tả ảnh 2</w:t>
-            </w:r>
-          </w:p>
-        </w:tc>
-      </w:tr>
-      <w:tr>
-        <w:tc>
-          <w:tcPr>
-            <w:tcW w:type="dxa" w:w="2600"/>
-            <w:shd w:fill="F3F4F6" w:val="clear"/>
-            <w:tcMar>
-              <w:top w:type="dxa" w:w="70"/>
-              <w:left w:type="dxa" w:w="120"/>
-              <w:bottom w:type="dxa" w:w="70"/>
-              <w:right w:type="dxa" w:w="120"/>
-            </w:tcMar>
-            <w:vAlign w:val="center"/>
-          </w:tcPr>
-          <w:p>
-            <w:r>
-              <w:rPr>
-                <w:b/>
-                <w:bCs/>
-              </w:rPr>
-              <w:t xml:space="preserve">Màn hình cần chụp</w:t>
-            </w:r>
-          </w:p>
-        </w:tc>
-        <w:tc>
-          <w:tcPr>
-            <w:tcW w:type="dxa" w:w="6760"/>
-            <w:shd w:fill="FFFFFF" w:val="clear"/>
-            <w:tcMar>
-              <w:top w:type="dxa" w:w="70"/>
-              <w:left w:type="dxa" w:w="120"/>
-              <w:bottom w:type="dxa" w:w="70"/>
-              <w:right w:type="dxa" w:w="120"/>
-            </w:tcMar>
-            <w:vAlign w:val="center"/>
-          </w:tcPr>
-          <w:p>
-            <w:pPr>
-              <w:spacing w:after="0"/>
-            </w:pPr>
-            <w:r>
-              <w:t xml:space="preserve">Menu → Bảo trì → Work Order.</w:t>
-            </w:r>
-          </w:p>
-        </w:tc>
-      </w:tr>
-      <w:tr>
-        <w:tc>
-          <w:tcPr>
-            <w:tcW w:type="dxa" w:w="2600"/>
-            <w:shd w:fill="F3F4F6" w:val="clear"/>
-            <w:tcMar>
-              <w:top w:type="dxa" w:w="70"/>
-              <w:left w:type="dxa" w:w="120"/>
-              <w:bottom w:type="dxa" w:w="70"/>
-              <w:right w:type="dxa" w:w="120"/>
-            </w:tcMar>
-            <w:vAlign w:val="center"/>
-          </w:tcPr>
-          <w:p>
-            <w:r>
-              <w:rPr>
-                <w:b/>
-                <w:bCs/>
-              </w:rPr>
-              <w:t xml:space="preserve">Khoanh tròn (đỏ)</w:t>
-            </w:r>
-          </w:p>
-        </w:tc>
-        <w:tc>
-          <w:tcPr>
-            <w:tcW w:type="dxa" w:w="6760"/>
-            <w:shd w:fill="FFFFFF" w:val="clear"/>
-            <w:tcMar>
-              <w:top w:type="dxa" w:w="70"/>
-              <w:left w:type="dxa" w:w="120"/>
-              <w:bottom w:type="dxa" w:w="70"/>
-              <w:right w:type="dxa" w:w="120"/>
-            </w:tcMar>
-            <w:vAlign w:val="center"/>
-          </w:tcPr>
-          <w:p>
-            <w:pPr>
-              <w:spacing w:after="0"/>
-            </w:pPr>
-            <w:r>
-              <w:t xml:space="preserve">Khoanh nút tạo WO, 4 thẻ thống kê, và cụm nút Chi tiết/Sửa/Xoá.</w:t>
-            </w:r>
-          </w:p>
-        </w:tc>
-      </w:tr>
-      <w:tr>
-        <w:tc>
-          <w:tcPr>
-            <w:tcW w:type="dxa" w:w="2600"/>
-            <w:shd w:fill="F3F4F6" w:val="clear"/>
-            <w:tcMar>
-              <w:top w:type="dxa" w:w="70"/>
-              <w:left w:type="dxa" w:w="120"/>
-              <w:bottom w:type="dxa" w:w="70"/>
-              <w:right w:type="dxa" w:w="120"/>
-            </w:tcMar>
-            <w:vAlign w:val="center"/>
-          </w:tcPr>
-          <w:p>
-            <w:r>
-              <w:rPr>
-                <w:b/>
-                <w:bCs/>
-              </w:rPr>
-              <w:t xml:space="preserve">Mũi tên (đỏ)</w:t>
-            </w:r>
-          </w:p>
-        </w:tc>
-        <w:tc>
-          <w:tcPr>
-            <w:tcW w:type="dxa" w:w="6760"/>
-            <w:shd w:fill="FFFFFF" w:val="clear"/>
-            <w:tcMar>
-              <w:top w:type="dxa" w:w="70"/>
-              <w:left w:type="dxa" w:w="120"/>
-              <w:bottom w:type="dxa" w:w="70"/>
-              <w:right w:type="dxa" w:w="120"/>
-            </w:tcMar>
-            <w:vAlign w:val="center"/>
-          </w:tcPr>
-          <w:p>
-            <w:pPr>
-              <w:spacing w:after="0"/>
-            </w:pPr>
-            <w:r>
-              <w:t xml:space="preserve">Mũi tên chỉ cột Trạng thái.</w:t>
-            </w:r>
-          </w:p>
-        </w:tc>
-      </w:tr>
-      <w:tr>
-        <w:tc>
-          <w:tcPr>
-            <w:tcW w:type="dxa" w:w="2600"/>
-            <w:shd w:fill="F3F4F6" w:val="clear"/>
-            <w:tcMar>
-              <w:top w:type="dxa" w:w="70"/>
-              <w:left w:type="dxa" w:w="120"/>
-              <w:bottom w:type="dxa" w:w="70"/>
-              <w:right w:type="dxa" w:w="120"/>
-            </w:tcMar>
-            <w:vAlign w:val="center"/>
-          </w:tcPr>
-          <w:p>
-            <w:r>
-              <w:rPr>
-                <w:b/>
-                <w:bCs/>
-              </w:rPr>
-              <w:t xml:space="preserve">Chú giải số</w:t>
-            </w:r>
-          </w:p>
-        </w:tc>
-        <w:tc>
-          <w:tcPr>
-            <w:tcW w:type="dxa" w:w="6760"/>
-            <w:shd w:fill="FFFFFF" w:val="clear"/>
-            <w:tcMar>
-              <w:top w:type="dxa" w:w="70"/>
-              <w:left w:type="dxa" w:w="120"/>
-              <w:bottom w:type="dxa" w:w="70"/>
-              <w:right w:type="dxa" w:w="120"/>
-            </w:tcMar>
-            <w:vAlign w:val="center"/>
-          </w:tcPr>
-          <w:p>
-            <w:pPr>
-              <w:spacing w:after="20"/>
-            </w:pPr>
-            <w:r>
-              <w:rPr>
-                <w:b/>
-                <w:bCs/>
-                <w:color w:val="C0392B"/>
-              </w:rPr>
-              <w:t xml:space="preserve">① </w:t>
-            </w:r>
-            <w:r>
-              <w:t xml:space="preserve">Thẻ thống kê WO</w:t>
-            </w:r>
-          </w:p>
-          <w:p>
-            <w:pPr>
-              <w:spacing w:after="20"/>
-            </w:pPr>
-            <w:r>
-              <w:rPr>
-                <w:b/>
-                <w:bCs/>
-                <w:color w:val="C0392B"/>
-              </w:rPr>
-              <w:t xml:space="preserve">② </w:t>
-            </w:r>
-            <w:r>
-              <w:t xml:space="preserve">Cột: Work Order / Tài sản / Loại / Ưu tiên / Trạng thái / Hạn / Chi phí</w:t>
-            </w:r>
-          </w:p>
-          <w:p>
-            <w:pPr>
-              <w:spacing w:after="20"/>
-            </w:pPr>
-            <w:r>
-              <w:rPr>
-                <w:b/>
-                <w:bCs/>
-                <w:color w:val="C0392B"/>
-              </w:rPr>
-              <w:t xml:space="preserve">③ </w:t>
-            </w:r>
-            <w:r>
-              <w:t xml:space="preserve">Nút Chi tiết / Sửa / Xoá</w:t>
-            </w:r>
-          </w:p>
-        </w:tc>
-      </w:tr>
-    </w:tbl>
-    <w:p>
-      <w:pPr>
-        <w:spacing w:after="160"/>
-      </w:pPr>
+        <w:spacing w:after="180" w:before="60"/>
+        <w:jc w:val="center"/>
+      </w:pPr>
+      <w:r>
+        <w:rPr>
+          <w:i/>
+          <w:iCs/>
+          <w:color w:val="6B7280"/>
+          <w:sz w:val="18"/>
+          <w:szCs w:val="18"/>
+        </w:rPr>
+        <w:t xml:space="preserve">Ảnh 2 — Danh sách Work Order.</w:t>
+      </w:r>
     </w:p>
     <w:p>
       <w:pPr>
